--- a/zaini_case_audit_output/outputs/word/documents/058_حكما إثبات التنازل والتخارج وإبراء الذمة ومستندات التنازل.docx
+++ b/zaini_case_audit_output/outputs/word/documents/058_حكما إثبات التنازل والتخارج وإبراء الذمة ومستندات التنازل.docx
@@ -104,7 +104,7 @@
           <w:b w:val="0"/>
           <w:i w:val="0"/>
         </w:rPr>
-        <w:t>أسامھ بن احمد ب</w:t>
+        <w:t>ب دمحا نب ھماسأ</w:t>
       </w:r>
     </w:p>
     <w:p>
@@ -169,7 +169,7 @@
           <w:b w:val="0"/>
           <w:i w:val="0"/>
         </w:rPr>
-        <w:t>أسامھ بن احمد بن عبا</w:t>
+        <w:t>ابع نب دمحا نب ھماسأ</w:t>
       </w:r>
     </w:p>
     <w:p>
@@ -286,7 +286,7 @@
           <w:b w:val="0"/>
           <w:i w:val="0"/>
         </w:rPr>
-        <w:t>أسامھ بن احمد بن عبا</w:t>
+        <w:t>ابع نب دمحا نب ھماسأ</w:t>
       </w:r>
     </w:p>
     <w:p>
@@ -299,7 +299,7 @@
           <w:b w:val="0"/>
           <w:i w:val="0"/>
         </w:rPr>
-        <w:t>أسامھ بن احمد بن عبا</w:t>
+        <w:t>ابع نب دمحا نب ھماسأ</w:t>
       </w:r>
     </w:p>
     <w:p>
@@ -416,7 +416,7 @@
           <w:b w:val="0"/>
           <w:i w:val="0"/>
         </w:rPr>
-        <w:t>أسامھ بن احمد بن عبا</w:t>
+        <w:t>ابع نب دمحا نب ھماسأ</w:t>
       </w:r>
     </w:p>
     <w:p>
@@ -429,7 +429,7 @@
           <w:b w:val="0"/>
           <w:i w:val="0"/>
         </w:rPr>
-        <w:t>أسامھ بن احمد بن عبا</w:t>
+        <w:t>ابع نب دمحا نب ھماسأ</w:t>
       </w:r>
     </w:p>
     <w:p>
@@ -546,7 +546,7 @@
           <w:b w:val="0"/>
           <w:i w:val="0"/>
         </w:rPr>
-        <w:t>أسامھ بن احمد بن عبا</w:t>
+        <w:t>ابع نب دمحا نب ھماسأ</w:t>
       </w:r>
     </w:p>
     <w:p>
@@ -559,7 +559,7 @@
           <w:b w:val="0"/>
           <w:i w:val="0"/>
         </w:rPr>
-        <w:t>أسامھ بن احمد بن عبا</w:t>
+        <w:t>ابع نب دمحا نب ھماسأ</w:t>
       </w:r>
     </w:p>
     <w:p>
@@ -676,7 +676,7 @@
           <w:b w:val="0"/>
           <w:i w:val="0"/>
         </w:rPr>
-        <w:t>أسامھ بن احمد بن عبا</w:t>
+        <w:t>ابع نب دمحا نب ھماسأ</w:t>
       </w:r>
     </w:p>
     <w:p>
@@ -689,7 +689,7 @@
           <w:b w:val="0"/>
           <w:i w:val="0"/>
         </w:rPr>
-        <w:t>أسامھ بن احمد بن عبا</w:t>
+        <w:t>ابع نب دمحا نب ھماسأ</w:t>
       </w:r>
     </w:p>
     <w:p>
@@ -806,7 +806,7 @@
           <w:b w:val="0"/>
           <w:i w:val="0"/>
         </w:rPr>
-        <w:t>أسامھ بن احمد بن عبا</w:t>
+        <w:t>ابع نب دمحا نب ھماسأ</w:t>
       </w:r>
     </w:p>
     <w:p>
@@ -819,7 +819,7 @@
           <w:b w:val="0"/>
           <w:i w:val="0"/>
         </w:rPr>
-        <w:t>أسامھ بن احمد بن عبا</w:t>
+        <w:t>ابع نب دمحا نب ھماسأ</w:t>
       </w:r>
     </w:p>
     <w:p>
@@ -936,7 +936,7 @@
           <w:b w:val="0"/>
           <w:i w:val="0"/>
         </w:rPr>
-        <w:t>أسامھ بن احمد بن عبا</w:t>
+        <w:t>ابع نب دمحا نب ھماسأ</w:t>
       </w:r>
     </w:p>
     <w:p>
@@ -949,7 +949,7 @@
           <w:b w:val="0"/>
           <w:i w:val="0"/>
         </w:rPr>
-        <w:t>أسامھ بن احمد بن عبا</w:t>
+        <w:t>ابع نب دمحا نب ھماسأ</w:t>
       </w:r>
     </w:p>
     <w:p>
@@ -1066,7 +1066,7 @@
           <w:b w:val="0"/>
           <w:i w:val="0"/>
         </w:rPr>
-        <w:t>أسامھ بن احمد بن عبا</w:t>
+        <w:t>ابع نب دمحا نب ھماسأ</w:t>
       </w:r>
     </w:p>
     <w:p>
@@ -1079,7 +1079,7 @@
           <w:b w:val="0"/>
           <w:i w:val="0"/>
         </w:rPr>
-        <w:t>أسامھ بن احمد بن عبا</w:t>
+        <w:t>ابع نب دمحا نب ھماسأ</w:t>
       </w:r>
     </w:p>
     <w:p>
@@ -1196,7 +1196,7 @@
           <w:b w:val="0"/>
           <w:i w:val="0"/>
         </w:rPr>
-        <w:t>أسامھ بن احمد بن عبا</w:t>
+        <w:t>ابع نب دمحا نب ھماسأ</w:t>
       </w:r>
     </w:p>
     <w:p>
@@ -1209,7 +1209,7 @@
           <w:b w:val="0"/>
           <w:i w:val="0"/>
         </w:rPr>
-        <w:t>أسامھ بن احمد بن عبا</w:t>
+        <w:t>ابع نب دمحا نب ھماسأ</w:t>
       </w:r>
     </w:p>
     <w:p>
@@ -1235,7 +1235,7 @@
           <w:b w:val="0"/>
           <w:i w:val="0"/>
         </w:rPr>
-        <w:t>مكح بن عباس زيني ءاربإ ةمذ يلكوم نم غلبم</w:t>
+        <w:t>مبلغ من موكلي ذمة إبراء ينيز سابع نب حكم</w:t>
       </w:r>
     </w:p>
     <w:p>
@@ -1248,7 +1248,7 @@
           <w:b w:val="0"/>
           <w:i w:val="0"/>
         </w:rPr>
-        <w:t>أسامھ بن احمد</w:t>
+        <w:t>دمحا نب ھماسأ</w:t>
       </w:r>
     </w:p>
     <w:p>
@@ -1313,7 +1313,7 @@
           <w:b w:val="0"/>
           <w:i w:val="0"/>
         </w:rPr>
-        <w:t>أسامھ بن احمد بن عبا</w:t>
+        <w:t>ابع نب دمحا نب ھماسأ</w:t>
       </w:r>
     </w:p>
     <w:p>
@@ -1430,7 +1430,7 @@
           <w:b w:val="0"/>
           <w:i w:val="0"/>
         </w:rPr>
-        <w:t>أسامھ بن احمد بن عبا</w:t>
+        <w:t>ابع نب دمحا نب ھماسأ</w:t>
       </w:r>
     </w:p>
     <w:p>
@@ -1443,7 +1443,7 @@
           <w:b w:val="0"/>
           <w:i w:val="0"/>
         </w:rPr>
-        <w:t>أسامھ بن احمد بن عبا</w:t>
+        <w:t>ابع نب دمحا نب ھماسأ</w:t>
       </w:r>
     </w:p>
     <w:p>
@@ -1560,7 +1560,7 @@
           <w:b w:val="0"/>
           <w:i w:val="0"/>
         </w:rPr>
-        <w:t>أسامھ بن احمد بن عبا</w:t>
+        <w:t>ابع نب دمحا نب ھماسأ</w:t>
       </w:r>
     </w:p>
     <w:p>
@@ -1573,7 +1573,7 @@
           <w:b w:val="0"/>
           <w:i w:val="0"/>
         </w:rPr>
-        <w:t>أسامھ بن احمد بن عبا</w:t>
+        <w:t>ابع نب دمحا نب ھماسأ</w:t>
       </w:r>
     </w:p>
     <w:p>
@@ -1586,7 +1586,7 @@
           <w:b w:val="0"/>
           <w:i w:val="0"/>
         </w:rPr>
-        <w:t>أسامھ بن احمد بن عباس زيني تادنتسملا يتلا تبثت لزانت ديسلا / ناندنع ينيز ىلإ يلكوم</w:t>
+        <w:t>موكلي إلى زيني عندنان / السيد تنازل تثبت التي المستندات ينيز سابع نب دمحا نب ھماسأ</w:t>
       </w:r>
     </w:p>
     <w:p>
@@ -1651,7 +1651,7 @@
           <w:b w:val="0"/>
           <w:i w:val="0"/>
         </w:rPr>
-        <w:t>أسامھ بن احمد بن عبا</w:t>
+        <w:t>ابع نب دمحا نب ھماسأ</w:t>
       </w:r>
     </w:p>
     <w:p>
@@ -1768,7 +1768,7 @@
           <w:b w:val="0"/>
           <w:i w:val="0"/>
         </w:rPr>
-        <w:t>أسامھ بن احمد بن عبا</w:t>
+        <w:t>ابع نب دمحا نب ھماسأ</w:t>
       </w:r>
     </w:p>
     <w:p>
@@ -1781,7 +1781,7 @@
           <w:b w:val="0"/>
           <w:i w:val="0"/>
         </w:rPr>
-        <w:t>أسامھ بن احمد بن عبا</w:t>
+        <w:t>ابع نب دمحا نب ھماسأ</w:t>
       </w:r>
     </w:p>
     <w:p>
@@ -1898,7 +1898,7 @@
           <w:b w:val="0"/>
           <w:i w:val="0"/>
         </w:rPr>
-        <w:t>أسامھ بن احمد بن عبا</w:t>
+        <w:t>ابع نب دمحا نب ھماسأ</w:t>
       </w:r>
     </w:p>
     <w:p>
@@ -1911,7 +1911,7 @@
           <w:b w:val="0"/>
           <w:i w:val="0"/>
         </w:rPr>
-        <w:t>أسامھ بن احمد بن عبا</w:t>
+        <w:t>ابع نب دمحا نب ھماسأ</w:t>
       </w:r>
     </w:p>
     <w:p>
@@ -2028,7 +2028,7 @@
           <w:b w:val="0"/>
           <w:i w:val="0"/>
         </w:rPr>
-        <w:t>أسامھ بن احمد بن عبا</w:t>
+        <w:t>ابع نب دمحا نب ھماسأ</w:t>
       </w:r>
     </w:p>
     <w:p>
@@ -2041,7 +2041,7 @@
           <w:b w:val="0"/>
           <w:i w:val="0"/>
         </w:rPr>
-        <w:t>أسامھ بن احمد بن عبا</w:t>
+        <w:t>ابع نب دمحا نب ھماسأ</w:t>
       </w:r>
     </w:p>
     <w:p>
@@ -2158,7 +2158,7 @@
           <w:b w:val="0"/>
           <w:i w:val="0"/>
         </w:rPr>
-        <w:t>أسامھ بن احمد بن عبا</w:t>
+        <w:t>ابع نب دمحا نب ھماسأ</w:t>
       </w:r>
     </w:p>
     <w:p>
@@ -2171,7 +2171,7 @@
           <w:b w:val="0"/>
           <w:i w:val="0"/>
         </w:rPr>
-        <w:t>أسامھ بن احمد بن عبا</w:t>
+        <w:t>ابع نب دمحا نب ھماسأ</w:t>
       </w:r>
     </w:p>
     <w:p>
@@ -2184,7 +2184,7 @@
           <w:b w:val="0"/>
           <w:i w:val="0"/>
         </w:rPr>
-        <w:t>أسامھ بن احمد بن عباس زيني كص ةيلو ديسلا / ناندع ينيز هتدلاول ةديسلا / ةقتاع تبثيو هرارقإ نأب هدتلاو ةرصاق ذنم اهتدلو</w:t>
+        <w:t>ولدتها منذ قاصرة والتده بأن إقراره ويثبت عاتقة / السيدة لوالدته زيني عدنان / السيد ولية صك ينيز سابع نب دمحا نب ھماسأ</w:t>
       </w:r>
     </w:p>
     <w:p>
@@ -2249,7 +2249,7 @@
           <w:b w:val="0"/>
           <w:i w:val="0"/>
         </w:rPr>
-        <w:t>أسامھ بن احمد بن عبا</w:t>
+        <w:t>ابع نب دمحا نب ھماسأ</w:t>
       </w:r>
     </w:p>
     <w:p>
@@ -2366,7 +2366,7 @@
           <w:b w:val="0"/>
           <w:i w:val="0"/>
         </w:rPr>
-        <w:t>أسامھ بن احمد بن عبا</w:t>
+        <w:t>ابع نب دمحا نب ھماسأ</w:t>
       </w:r>
     </w:p>
     <w:p>
@@ -2379,7 +2379,7 @@
           <w:b w:val="0"/>
           <w:i w:val="0"/>
         </w:rPr>
-        <w:t>أسامھ بن احمد بن عبا</w:t>
+        <w:t>ابع نب دمحا نب ھماسأ</w:t>
       </w:r>
     </w:p>
     <w:p>
@@ -2496,7 +2496,7 @@
           <w:b w:val="0"/>
           <w:i w:val="0"/>
         </w:rPr>
-        <w:t>أسامھ بن احمد بن عبا</w:t>
+        <w:t>ابع نب دمحا نب ھماسأ</w:t>
       </w:r>
     </w:p>
     <w:p>
@@ -2509,7 +2509,7 @@
           <w:b w:val="0"/>
           <w:i w:val="0"/>
         </w:rPr>
-        <w:t>أسامھ بن احمد بن عبا</w:t>
+        <w:t>ابع نب دمحا نب ھماسأ</w:t>
       </w:r>
     </w:p>
     <w:p>
@@ -2522,7 +2522,7 @@
           <w:b w:val="0"/>
           <w:i w:val="0"/>
         </w:rPr>
-        <w:t>أسامھ بن احمد بن عباس زيني طبض ةسلجلا يتلا بلاط اهيف باوجتسا هتدلاو عامسو عطاقم ويديفلا</w:t>
+        <w:t>الفيديو مقاطع وسماع والدته استجواب فيها طالب التي الجلسة ضبط ينيز سابع نب دمحا نب ھماسأ</w:t>
       </w:r>
     </w:p>
     <w:p>
@@ -2587,7 +2587,7 @@
           <w:b w:val="0"/>
           <w:i w:val="0"/>
         </w:rPr>
-        <w:t>أسامھ بن احمد بن عبا</w:t>
+        <w:t>ابع نب دمحا نب ھماسأ</w:t>
       </w:r>
     </w:p>
     <w:p>
@@ -2704,7 +2704,7 @@
           <w:b w:val="0"/>
           <w:i w:val="0"/>
         </w:rPr>
-        <w:t>أسامھ بن احمد بن عبا</w:t>
+        <w:t>ابع نب دمحا نب ھماسأ</w:t>
       </w:r>
     </w:p>
     <w:p>
@@ -2717,7 +2717,7 @@
           <w:b w:val="0"/>
           <w:i w:val="0"/>
         </w:rPr>
-        <w:t>أسامھ بن احمد بن عبا</w:t>
+        <w:t>ابع نب دمحا نب ھماسأ</w:t>
       </w:r>
     </w:p>
     <w:p>
@@ -2834,7 +2834,7 @@
           <w:b w:val="0"/>
           <w:i w:val="0"/>
         </w:rPr>
-        <w:t>أسامھ بن احمد بن عبا</w:t>
+        <w:t>ابع نب دمحا نب ھماسأ</w:t>
       </w:r>
     </w:p>
     <w:p>
@@ -2847,7 +2847,7 @@
           <w:b w:val="0"/>
           <w:i w:val="0"/>
         </w:rPr>
-        <w:t>أسامھ بن احمد بن عبا</w:t>
+        <w:t>ابع نب دمحا نب ھماسأ</w:t>
       </w:r>
     </w:p>
     <w:p>
@@ -2964,7 +2964,7 @@
           <w:b w:val="0"/>
           <w:i w:val="0"/>
         </w:rPr>
-        <w:t>أسامھ بن احمد بن عبا</w:t>
+        <w:t>ابع نب دمحا نب ھماسأ</w:t>
       </w:r>
     </w:p>
     <w:p>
@@ -2977,7 +2977,7 @@
           <w:b w:val="0"/>
           <w:i w:val="0"/>
         </w:rPr>
-        <w:t>أسامھ بن احمد بن عبا</w:t>
+        <w:t>ابع نب دمحا نب ھماسأ</w:t>
       </w:r>
     </w:p>
     <w:p>
@@ -3094,7 +3094,7 @@
           <w:b w:val="0"/>
           <w:i w:val="0"/>
         </w:rPr>
-        <w:t>أسامھ بن احمد بن عبا</w:t>
+        <w:t>ابع نب دمحا نب ھماسأ</w:t>
       </w:r>
     </w:p>
     <w:p>
@@ -3107,7 +3107,7 @@
           <w:b w:val="0"/>
           <w:i w:val="0"/>
         </w:rPr>
-        <w:t>أسامھ بن احمد بن عبا</w:t>
+        <w:t>ابع نب دمحا نب ھماسأ</w:t>
       </w:r>
     </w:p>
     <w:p>
@@ -3224,7 +3224,7 @@
           <w:b w:val="0"/>
           <w:i w:val="0"/>
         </w:rPr>
-        <w:t>أسامھ بن احمد بن عبا</w:t>
+        <w:t>ابع نب دمحا نب ھماسأ</w:t>
       </w:r>
     </w:p>
     <w:p>
@@ -3237,7 +3237,7 @@
           <w:b w:val="0"/>
           <w:i w:val="0"/>
         </w:rPr>
-        <w:t>أسامھ بن احمد بن عبا</w:t>
+        <w:t>ابع نب دمحا نب ھماسأ</w:t>
       </w:r>
     </w:p>
     <w:p>
@@ -3354,7 +3354,7 @@
           <w:b w:val="0"/>
           <w:i w:val="0"/>
         </w:rPr>
-        <w:t>أسامھ بن احمد بن عبا</w:t>
+        <w:t>ابع نب دمحا نب ھماسأ</w:t>
       </w:r>
     </w:p>
     <w:p>
@@ -3367,7 +3367,7 @@
           <w:b w:val="0"/>
           <w:i w:val="0"/>
         </w:rPr>
-        <w:t>أسامھ بن احمد بن عبا</w:t>
+        <w:t>ابع نب دمحا نب ھماسأ</w:t>
       </w:r>
     </w:p>
     <w:p>
@@ -3406,7 +3406,7 @@
           <w:b w:val="0"/>
           <w:i w:val="0"/>
         </w:rPr>
-        <w:t>أسامھ بن احمد</w:t>
+        <w:t>دمحا نب ھماسأ</w:t>
       </w:r>
     </w:p>
     <w:p>
@@ -3471,7 +3471,7 @@
           <w:b w:val="0"/>
           <w:i w:val="0"/>
         </w:rPr>
-        <w:t>أسامھ بن احمد بن عبا</w:t>
+        <w:t>ابع نب دمحا نب ھماسأ</w:t>
       </w:r>
     </w:p>
     <w:sectPr>

--- a/zaini_case_audit_output/outputs/word/documents/058_حكما إثبات التنازل والتخارج وإبراء الذمة ومستندات التنازل.docx
+++ b/zaini_case_audit_output/outputs/word/documents/058_حكما إثبات التنازل والتخارج وإبراء الذمة ومستندات التنازل.docx
@@ -70,14 +70,13 @@
     <w:p/>
     <w:p>
       <w:pPr>
+        <w:pStyle w:val="Heading2"/>
         <w:jc w:val="right"/>
         <w:bidi/>
       </w:pPr>
       <w:r>
-        <w:rPr>
-          <w:b w:val="0"/>
-          <w:i w:val="0"/>
-        </w:rPr>
+        <w:t>[نص الضبط / الحكم — المتن الفعلي] ===</w:t>
+        <w:br/>
         <w:t>أسامھ بن احمد بن عباس زيني تاكرشلا</w:t>
       </w:r>
     </w:p>

--- a/zaini_case_audit_output/outputs/word/documents/058_حكما إثبات التنازل والتخارج وإبراء الذمة ومستندات التنازل.docx
+++ b/zaini_case_audit_output/outputs/word/documents/058_حكما إثبات التنازل والتخارج وإبراء الذمة ومستندات التنازل.docx
@@ -75,7 +75,7 @@
         <w:bidi/>
       </w:pPr>
       <w:r>
-        <w:t>[نص الضبط / الحكم — المتن الفعلي] ===</w:t>
+        <w:t>[المتن الفعلي: الوقائع / الأسباب / المنطوق] ===</w:t>
         <w:br/>
         <w:t>أسامھ بن احمد بن عباس زيني تاكرشلا</w:t>
       </w:r>

--- a/zaini_case_audit_output/outputs/word/documents/058_حكما إثبات التنازل والتخارج وإبراء الذمة ومستندات التنازل.docx
+++ b/zaini_case_audit_output/outputs/word/documents/058_حكما إثبات التنازل والتخارج وإبراء الذمة ومستندات التنازل.docx
@@ -90,7 +90,7 @@
           <w:b w:val="0"/>
           <w:i w:val="0"/>
         </w:rPr>
-        <w:t>مكحن تابثإ عباس لزانتلا زيني جراختلاو نم</w:t>
+        <w:t>من والتخارج ينيز التنازل سابع إثبات نحكم</w:t>
       </w:r>
     </w:p>
     <w:p>
@@ -103,7 +103,7 @@
           <w:b w:val="0"/>
           <w:i w:val="0"/>
         </w:rPr>
-        <w:t>ب دمحا نب ھماسأ</w:t>
+        <w:t>أسامھ بن احمد ب</w:t>
       </w:r>
     </w:p>
     <w:p>
@@ -168,7 +168,7 @@
           <w:b w:val="0"/>
           <w:i w:val="0"/>
         </w:rPr>
-        <w:t>ابع نب دمحا نب ھماسأ</w:t>
+        <w:t>أسامھ بن احمد بن عبا</w:t>
       </w:r>
     </w:p>
     <w:p>
@@ -285,7 +285,7 @@
           <w:b w:val="0"/>
           <w:i w:val="0"/>
         </w:rPr>
-        <w:t>ابع نب دمحا نب ھماسأ</w:t>
+        <w:t>أسامھ بن احمد بن عبا</w:t>
       </w:r>
     </w:p>
     <w:p>
@@ -298,7 +298,7 @@
           <w:b w:val="0"/>
           <w:i w:val="0"/>
         </w:rPr>
-        <w:t>ابع نب دمحا نب ھماسأ</w:t>
+        <w:t>أسامھ بن احمد بن عبا</w:t>
       </w:r>
     </w:p>
     <w:p>
@@ -415,7 +415,7 @@
           <w:b w:val="0"/>
           <w:i w:val="0"/>
         </w:rPr>
-        <w:t>ابع نب دمحا نب ھماسأ</w:t>
+        <w:t>أسامھ بن احمد بن عبا</w:t>
       </w:r>
     </w:p>
     <w:p>
@@ -428,7 +428,7 @@
           <w:b w:val="0"/>
           <w:i w:val="0"/>
         </w:rPr>
-        <w:t>ابع نب دمحا نب ھماسأ</w:t>
+        <w:t>أسامھ بن احمد بن عبا</w:t>
       </w:r>
     </w:p>
     <w:p>
@@ -545,7 +545,7 @@
           <w:b w:val="0"/>
           <w:i w:val="0"/>
         </w:rPr>
-        <w:t>ابع نب دمحا نب ھماسأ</w:t>
+        <w:t>أسامھ بن احمد بن عبا</w:t>
       </w:r>
     </w:p>
     <w:p>
@@ -558,7 +558,7 @@
           <w:b w:val="0"/>
           <w:i w:val="0"/>
         </w:rPr>
-        <w:t>ابع نب دمحا نب ھماسأ</w:t>
+        <w:t>أسامھ بن احمد بن عبا</w:t>
       </w:r>
     </w:p>
     <w:p>
@@ -675,7 +675,7 @@
           <w:b w:val="0"/>
           <w:i w:val="0"/>
         </w:rPr>
-        <w:t>ابع نب دمحا نب ھماسأ</w:t>
+        <w:t>أسامھ بن احمد بن عبا</w:t>
       </w:r>
     </w:p>
     <w:p>
@@ -688,7 +688,7 @@
           <w:b w:val="0"/>
           <w:i w:val="0"/>
         </w:rPr>
-        <w:t>ابع نب دمحا نب ھماسأ</w:t>
+        <w:t>أسامھ بن احمد بن عبا</w:t>
       </w:r>
     </w:p>
     <w:p>
@@ -805,7 +805,7 @@
           <w:b w:val="0"/>
           <w:i w:val="0"/>
         </w:rPr>
-        <w:t>ابع نب دمحا نب ھماسأ</w:t>
+        <w:t>أسامھ بن احمد بن عبا</w:t>
       </w:r>
     </w:p>
     <w:p>
@@ -818,7 +818,7 @@
           <w:b w:val="0"/>
           <w:i w:val="0"/>
         </w:rPr>
-        <w:t>ابع نب دمحا نب ھماسأ</w:t>
+        <w:t>أسامھ بن احمد بن عبا</w:t>
       </w:r>
     </w:p>
     <w:p>
@@ -935,7 +935,7 @@
           <w:b w:val="0"/>
           <w:i w:val="0"/>
         </w:rPr>
-        <w:t>ابع نب دمحا نب ھماسأ</w:t>
+        <w:t>أسامھ بن احمد بن عبا</w:t>
       </w:r>
     </w:p>
     <w:p>
@@ -948,7 +948,7 @@
           <w:b w:val="0"/>
           <w:i w:val="0"/>
         </w:rPr>
-        <w:t>ابع نب دمحا نب ھماسأ</w:t>
+        <w:t>أسامھ بن احمد بن عبا</w:t>
       </w:r>
     </w:p>
     <w:p>
@@ -1065,7 +1065,7 @@
           <w:b w:val="0"/>
           <w:i w:val="0"/>
         </w:rPr>
-        <w:t>ابع نب دمحا نب ھماسأ</w:t>
+        <w:t>أسامھ بن احمد بن عبا</w:t>
       </w:r>
     </w:p>
     <w:p>
@@ -1078,7 +1078,7 @@
           <w:b w:val="0"/>
           <w:i w:val="0"/>
         </w:rPr>
-        <w:t>ابع نب دمحا نب ھماسأ</w:t>
+        <w:t>أسامھ بن احمد بن عبا</w:t>
       </w:r>
     </w:p>
     <w:p>
@@ -1195,7 +1195,7 @@
           <w:b w:val="0"/>
           <w:i w:val="0"/>
         </w:rPr>
-        <w:t>ابع نب دمحا نب ھماسأ</w:t>
+        <w:t>أسامھ بن احمد بن عبا</w:t>
       </w:r>
     </w:p>
     <w:p>
@@ -1208,7 +1208,7 @@
           <w:b w:val="0"/>
           <w:i w:val="0"/>
         </w:rPr>
-        <w:t>ابع نب دمحا نب ھماسأ</w:t>
+        <w:t>أسامھ بن احمد بن عبا</w:t>
       </w:r>
     </w:p>
     <w:p>
@@ -1234,7 +1234,7 @@
           <w:b w:val="0"/>
           <w:i w:val="0"/>
         </w:rPr>
-        <w:t>مبلغ من موكلي ذمة إبراء ينيز سابع نب حكم</w:t>
+        <w:t>مكح بن عباس زيني ءاربإ ةمذ يلكوم نم غلبم</w:t>
       </w:r>
     </w:p>
     <w:p>
@@ -1247,7 +1247,7 @@
           <w:b w:val="0"/>
           <w:i w:val="0"/>
         </w:rPr>
-        <w:t>دمحا نب ھماسأ</w:t>
+        <w:t>أسامھ بن احمد</w:t>
       </w:r>
     </w:p>
     <w:p>
@@ -1312,7 +1312,7 @@
           <w:b w:val="0"/>
           <w:i w:val="0"/>
         </w:rPr>
-        <w:t>ابع نب دمحا نب ھماسأ</w:t>
+        <w:t>أسامھ بن احمد بن عبا</w:t>
       </w:r>
     </w:p>
     <w:p>
@@ -1429,7 +1429,7 @@
           <w:b w:val="0"/>
           <w:i w:val="0"/>
         </w:rPr>
-        <w:t>ابع نب دمحا نب ھماسأ</w:t>
+        <w:t>أسامھ بن احمد بن عبا</w:t>
       </w:r>
     </w:p>
     <w:p>
@@ -1442,7 +1442,7 @@
           <w:b w:val="0"/>
           <w:i w:val="0"/>
         </w:rPr>
-        <w:t>ابع نب دمحا نب ھماسأ</w:t>
+        <w:t>أسامھ بن احمد بن عبا</w:t>
       </w:r>
     </w:p>
     <w:p>
@@ -1559,7 +1559,7 @@
           <w:b w:val="0"/>
           <w:i w:val="0"/>
         </w:rPr>
-        <w:t>ابع نب دمحا نب ھماسأ</w:t>
+        <w:t>أسامھ بن احمد بن عبا</w:t>
       </w:r>
     </w:p>
     <w:p>
@@ -1572,7 +1572,7 @@
           <w:b w:val="0"/>
           <w:i w:val="0"/>
         </w:rPr>
-        <w:t>ابع نب دمحا نب ھماسأ</w:t>
+        <w:t>أسامھ بن احمد بن عبا</w:t>
       </w:r>
     </w:p>
     <w:p>
@@ -1650,7 +1650,7 @@
           <w:b w:val="0"/>
           <w:i w:val="0"/>
         </w:rPr>
-        <w:t>ابع نب دمحا نب ھماسأ</w:t>
+        <w:t>أسامھ بن احمد بن عبا</w:t>
       </w:r>
     </w:p>
     <w:p>
@@ -1767,7 +1767,7 @@
           <w:b w:val="0"/>
           <w:i w:val="0"/>
         </w:rPr>
-        <w:t>ابع نب دمحا نب ھماسأ</w:t>
+        <w:t>أسامھ بن احمد بن عبا</w:t>
       </w:r>
     </w:p>
     <w:p>
@@ -1780,7 +1780,7 @@
           <w:b w:val="0"/>
           <w:i w:val="0"/>
         </w:rPr>
-        <w:t>ابع نب دمحا نب ھماسأ</w:t>
+        <w:t>أسامھ بن احمد بن عبا</w:t>
       </w:r>
     </w:p>
     <w:p>
@@ -1897,7 +1897,7 @@
           <w:b w:val="0"/>
           <w:i w:val="0"/>
         </w:rPr>
-        <w:t>ابع نب دمحا نب ھماسأ</w:t>
+        <w:t>أسامھ بن احمد بن عبا</w:t>
       </w:r>
     </w:p>
     <w:p>
@@ -1910,7 +1910,7 @@
           <w:b w:val="0"/>
           <w:i w:val="0"/>
         </w:rPr>
-        <w:t>ابع نب دمحا نب ھماسأ</w:t>
+        <w:t>أسامھ بن احمد بن عبا</w:t>
       </w:r>
     </w:p>
     <w:p>
@@ -2027,7 +2027,7 @@
           <w:b w:val="0"/>
           <w:i w:val="0"/>
         </w:rPr>
-        <w:t>ابع نب دمحا نب ھماسأ</w:t>
+        <w:t>أسامھ بن احمد بن عبا</w:t>
       </w:r>
     </w:p>
     <w:p>
@@ -2040,7 +2040,7 @@
           <w:b w:val="0"/>
           <w:i w:val="0"/>
         </w:rPr>
-        <w:t>ابع نب دمحا نب ھماسأ</w:t>
+        <w:t>أسامھ بن احمد بن عبا</w:t>
       </w:r>
     </w:p>
     <w:p>
@@ -2157,7 +2157,7 @@
           <w:b w:val="0"/>
           <w:i w:val="0"/>
         </w:rPr>
-        <w:t>ابع نب دمحا نب ھماسأ</w:t>
+        <w:t>أسامھ بن احمد بن عبا</w:t>
       </w:r>
     </w:p>
     <w:p>
@@ -2170,7 +2170,7 @@
           <w:b w:val="0"/>
           <w:i w:val="0"/>
         </w:rPr>
-        <w:t>ابع نب دمحا نب ھماسأ</w:t>
+        <w:t>أسامھ بن احمد بن عبا</w:t>
       </w:r>
     </w:p>
     <w:p>
@@ -2248,7 +2248,7 @@
           <w:b w:val="0"/>
           <w:i w:val="0"/>
         </w:rPr>
-        <w:t>ابع نب دمحا نب ھماسأ</w:t>
+        <w:t>أسامھ بن احمد بن عبا</w:t>
       </w:r>
     </w:p>
     <w:p>
@@ -2365,7 +2365,7 @@
           <w:b w:val="0"/>
           <w:i w:val="0"/>
         </w:rPr>
-        <w:t>ابع نب دمحا نب ھماسأ</w:t>
+        <w:t>أسامھ بن احمد بن عبا</w:t>
       </w:r>
     </w:p>
     <w:p>
@@ -2378,7 +2378,7 @@
           <w:b w:val="0"/>
           <w:i w:val="0"/>
         </w:rPr>
-        <w:t>ابع نب دمحا نب ھماسأ</w:t>
+        <w:t>أسامھ بن احمد بن عبا</w:t>
       </w:r>
     </w:p>
     <w:p>
@@ -2495,7 +2495,7 @@
           <w:b w:val="0"/>
           <w:i w:val="0"/>
         </w:rPr>
-        <w:t>ابع نب دمحا نب ھماسأ</w:t>
+        <w:t>أسامھ بن احمد بن عبا</w:t>
       </w:r>
     </w:p>
     <w:p>
@@ -2508,7 +2508,7 @@
           <w:b w:val="0"/>
           <w:i w:val="0"/>
         </w:rPr>
-        <w:t>ابع نب دمحا نب ھماسأ</w:t>
+        <w:t>أسامھ بن احمد بن عبا</w:t>
       </w:r>
     </w:p>
     <w:p>
@@ -2586,7 +2586,7 @@
           <w:b w:val="0"/>
           <w:i w:val="0"/>
         </w:rPr>
-        <w:t>ابع نب دمحا نب ھماسأ</w:t>
+        <w:t>أسامھ بن احمد بن عبا</w:t>
       </w:r>
     </w:p>
     <w:p>
@@ -2703,7 +2703,7 @@
           <w:b w:val="0"/>
           <w:i w:val="0"/>
         </w:rPr>
-        <w:t>ابع نب دمحا نب ھماسأ</w:t>
+        <w:t>أسامھ بن احمد بن عبا</w:t>
       </w:r>
     </w:p>
     <w:p>
@@ -2716,7 +2716,7 @@
           <w:b w:val="0"/>
           <w:i w:val="0"/>
         </w:rPr>
-        <w:t>ابع نب دمحا نب ھماسأ</w:t>
+        <w:t>أسامھ بن احمد بن عبا</w:t>
       </w:r>
     </w:p>
     <w:p>
@@ -2833,7 +2833,7 @@
           <w:b w:val="0"/>
           <w:i w:val="0"/>
         </w:rPr>
-        <w:t>ابع نب دمحا نب ھماسأ</w:t>
+        <w:t>أسامھ بن احمد بن عبا</w:t>
       </w:r>
     </w:p>
     <w:p>
@@ -2846,7 +2846,7 @@
           <w:b w:val="0"/>
           <w:i w:val="0"/>
         </w:rPr>
-        <w:t>ابع نب دمحا نب ھماسأ</w:t>
+        <w:t>أسامھ بن احمد بن عبا</w:t>
       </w:r>
     </w:p>
     <w:p>
@@ -2963,7 +2963,7 @@
           <w:b w:val="0"/>
           <w:i w:val="0"/>
         </w:rPr>
-        <w:t>ابع نب دمحا نب ھماسأ</w:t>
+        <w:t>أسامھ بن احمد بن عبا</w:t>
       </w:r>
     </w:p>
     <w:p>
@@ -2976,7 +2976,7 @@
           <w:b w:val="0"/>
           <w:i w:val="0"/>
         </w:rPr>
-        <w:t>ابع نب دمحا نب ھماسأ</w:t>
+        <w:t>أسامھ بن احمد بن عبا</w:t>
       </w:r>
     </w:p>
     <w:p>
@@ -3093,7 +3093,7 @@
           <w:b w:val="0"/>
           <w:i w:val="0"/>
         </w:rPr>
-        <w:t>ابع نب دمحا نب ھماسأ</w:t>
+        <w:t>أسامھ بن احمد بن عبا</w:t>
       </w:r>
     </w:p>
     <w:p>
@@ -3106,7 +3106,7 @@
           <w:b w:val="0"/>
           <w:i w:val="0"/>
         </w:rPr>
-        <w:t>ابع نب دمحا نب ھماسأ</w:t>
+        <w:t>أسامھ بن احمد بن عبا</w:t>
       </w:r>
     </w:p>
     <w:p>
@@ -3223,7 +3223,7 @@
           <w:b w:val="0"/>
           <w:i w:val="0"/>
         </w:rPr>
-        <w:t>ابع نب دمحا نب ھماسأ</w:t>
+        <w:t>أسامھ بن احمد بن عبا</w:t>
       </w:r>
     </w:p>
     <w:p>
@@ -3236,7 +3236,7 @@
           <w:b w:val="0"/>
           <w:i w:val="0"/>
         </w:rPr>
-        <w:t>ابع نب دمحا نب ھماسأ</w:t>
+        <w:t>أسامھ بن احمد بن عبا</w:t>
       </w:r>
     </w:p>
     <w:p>
@@ -3353,7 +3353,7 @@
           <w:b w:val="0"/>
           <w:i w:val="0"/>
         </w:rPr>
-        <w:t>ابع نب دمحا نب ھماسأ</w:t>
+        <w:t>أسامھ بن احمد بن عبا</w:t>
       </w:r>
     </w:p>
     <w:p>
@@ -3366,7 +3366,7 @@
           <w:b w:val="0"/>
           <w:i w:val="0"/>
         </w:rPr>
-        <w:t>ابع نب دمحا نب ھماسأ</w:t>
+        <w:t>أسامھ بن احمد بن عبا</w:t>
       </w:r>
     </w:p>
     <w:p>
@@ -3392,7 +3392,7 @@
           <w:b w:val="0"/>
           <w:i w:val="0"/>
         </w:rPr>
-        <w:t>رارقإ بن ةدلاولا / عباس ةقتاع زيني يزارحلا نوعطملا يف</w:t>
+        <w:t>في المطعون الحرازي ينيز عاتقة سابع / الوالدة نب إقرار</w:t>
       </w:r>
     </w:p>
     <w:p>
@@ -3405,7 +3405,7 @@
           <w:b w:val="0"/>
           <w:i w:val="0"/>
         </w:rPr>
-        <w:t>دمحا نب ھماسأ</w:t>
+        <w:t>أسامھ بن احمد</w:t>
       </w:r>
     </w:p>
     <w:p>
@@ -3470,7 +3470,7 @@
           <w:b w:val="0"/>
           <w:i w:val="0"/>
         </w:rPr>
-        <w:t>ابع نب دمحا نب ھماسأ</w:t>
+        <w:t>أسامھ بن احمد بن عبا</w:t>
       </w:r>
     </w:p>
     <w:sectPr>

--- a/zaini_case_audit_output/outputs/word/documents/058_حكما إثبات التنازل والتخارج وإبراء الذمة ومستندات التنازل.docx
+++ b/zaini_case_audit_output/outputs/word/documents/058_حكما إثبات التنازل والتخارج وإبراء الذمة ومستندات التنازل.docx
@@ -90,7 +90,7 @@
           <w:b w:val="0"/>
           <w:i w:val="0"/>
         </w:rPr>
-        <w:t>من والتخارج ينيز التنازل سابع إثبات نحكم</w:t>
+        <w:t>مكحن تابثإ عباس لزانتلا زيني جراختلاو نم</w:t>
       </w:r>
     </w:p>
     <w:p>
